--- a/resources/templates/QUOTATION_BIMADAYA.docx
+++ b/resources/templates/QUOTATION_BIMADAYA.docx
@@ -59,7 +59,15 @@
           <w:sz w:val="24"/>
           <w:szCs w:val="24"/>
         </w:rPr>
-        <w:t>{{quotation_number}}</w:t>
+        <w:t>${</w:t>
+      </w:r>
+      <w:r>
+        <w:rPr>
+          <w:rFonts w:ascii="Times New Roman" w:eastAsia="Times New Roman" w:hAnsi="Times New Roman" w:cs="Times New Roman"/>
+          <w:sz w:val="24"/>
+          <w:szCs w:val="24"/>
+        </w:rPr>
+        <w:t>quotation_number}</w:t>
       </w:r>
     </w:p>
     <w:p>
@@ -87,7 +95,15 @@
           <w:sz w:val="24"/>
           <w:szCs w:val="24"/>
         </w:rPr>
-        <w:t>{{quotation_date}}</w:t>
+        <w:t>${</w:t>
+      </w:r>
+      <w:r>
+        <w:rPr>
+          <w:rFonts w:ascii="Times New Roman" w:eastAsia="Times New Roman" w:hAnsi="Times New Roman" w:cs="Times New Roman"/>
+          <w:sz w:val="24"/>
+          <w:szCs w:val="24"/>
+        </w:rPr>
+        <w:t>quotation_date}</w:t>
       </w:r>
       <w:r>
         <w:rPr>
@@ -123,7 +139,15 @@
           <w:sz w:val="24"/>
           <w:szCs w:val="24"/>
         </w:rPr>
-        <w:t>{{client_name}}</w:t>
+        <w:t>${</w:t>
+      </w:r>
+      <w:r>
+        <w:rPr>
+          <w:rFonts w:ascii="Times New Roman" w:eastAsia="Times New Roman" w:hAnsi="Times New Roman" w:cs="Times New Roman"/>
+          <w:sz w:val="24"/>
+          <w:szCs w:val="24"/>
+        </w:rPr>
+        <w:t>client_name}</w:t>
       </w:r>
       <w:r>
         <w:rPr>
@@ -139,7 +163,15 @@
           <w:sz w:val="24"/>
           <w:szCs w:val="24"/>
         </w:rPr>
-        <w:t>{{client_address}}</w:t>
+        <w:t>${</w:t>
+      </w:r>
+      <w:r>
+        <w:rPr>
+          <w:rFonts w:ascii="Times New Roman" w:eastAsia="Times New Roman" w:hAnsi="Times New Roman" w:cs="Times New Roman"/>
+          <w:sz w:val="24"/>
+          <w:szCs w:val="24"/>
+        </w:rPr>
+        <w:t>client_address}</w:t>
       </w:r>
     </w:p>
     <w:p>
@@ -182,7 +214,15 @@
           <w:sz w:val="24"/>
           <w:szCs w:val="24"/>
         </w:rPr>
-        <w:t>{{client_name}}</w:t>
+        <w:t>${</w:t>
+      </w:r>
+      <w:r>
+        <w:rPr>
+          <w:rFonts w:ascii="Times New Roman" w:eastAsia="Times New Roman" w:hAnsi="Times New Roman" w:cs="Times New Roman"/>
+          <w:sz w:val="24"/>
+          <w:szCs w:val="24"/>
+        </w:rPr>
+        <w:t>client_name}</w:t>
       </w:r>
       <w:r>
         <w:rPr>
@@ -230,14 +270,14 @@
         <w:tblLook w:val="04A0" w:firstRow="1" w:lastRow="0" w:firstColumn="1" w:lastColumn="0" w:noHBand="0" w:noVBand="1"/>
       </w:tblPr>
       <w:tblGrid>
-        <w:gridCol w:w="800"/>
+        <w:gridCol w:w="708"/>
         <w:gridCol w:w="1382"/>
         <w:gridCol w:w="2497"/>
-        <w:gridCol w:w="1056"/>
-        <w:gridCol w:w="1256"/>
-        <w:gridCol w:w="1000"/>
+        <w:gridCol w:w="992"/>
+        <w:gridCol w:w="1164"/>
+        <w:gridCol w:w="961"/>
         <w:gridCol w:w="1276"/>
-        <w:gridCol w:w="945"/>
+        <w:gridCol w:w="853"/>
       </w:tblGrid>
       <w:tr>
         <w:trPr>
@@ -611,7 +651,15 @@
                 <w:sz w:val="20"/>
                 <w:szCs w:val="20"/>
               </w:rPr>
-              <w:t>{{no}}</w:t>
+              <w:t>${</w:t>
+            </w:r>
+            <w:r>
+              <w:rPr>
+                <w:rFonts w:ascii="Times New Roman" w:eastAsia="Times New Roman" w:hAnsi="Times New Roman" w:cs="Times New Roman"/>
+                <w:sz w:val="20"/>
+                <w:szCs w:val="20"/>
+              </w:rPr>
+              <w:t>no}</w:t>
             </w:r>
           </w:p>
         </w:tc>
@@ -644,7 +692,15 @@
                 <w:sz w:val="20"/>
                 <w:szCs w:val="20"/>
               </w:rPr>
-              <w:t>{{item}}</w:t>
+              <w:t>${</w:t>
+            </w:r>
+            <w:r>
+              <w:rPr>
+                <w:rFonts w:ascii="Times New Roman" w:eastAsia="Times New Roman" w:hAnsi="Times New Roman" w:cs="Times New Roman"/>
+                <w:sz w:val="20"/>
+                <w:szCs w:val="20"/>
+              </w:rPr>
+              <w:t>item}</w:t>
             </w:r>
           </w:p>
         </w:tc>
@@ -676,7 +732,15 @@
                 <w:sz w:val="20"/>
                 <w:szCs w:val="20"/>
               </w:rPr>
-              <w:t>{{specification}}</w:t>
+              <w:t>${</w:t>
+            </w:r>
+            <w:r>
+              <w:rPr>
+                <w:rFonts w:ascii="Times New Roman" w:eastAsia="Times New Roman" w:hAnsi="Times New Roman" w:cs="Times New Roman"/>
+                <w:sz w:val="20"/>
+                <w:szCs w:val="20"/>
+              </w:rPr>
+              <w:t>specification}</w:t>
             </w:r>
           </w:p>
         </w:tc>
@@ -709,7 +773,23 @@
                 <w:sz w:val="20"/>
                 <w:szCs w:val="20"/>
               </w:rPr>
-              <w:t>{{brand}}</w:t>
+              <w:t>${</w:t>
+            </w:r>
+            <w:r>
+              <w:rPr>
+                <w:rFonts w:ascii="Times New Roman" w:eastAsia="Times New Roman" w:hAnsi="Times New Roman" w:cs="Times New Roman"/>
+                <w:sz w:val="20"/>
+                <w:szCs w:val="20"/>
+              </w:rPr>
+              <w:t>brand</w:t>
+            </w:r>
+            <w:r>
+              <w:rPr>
+                <w:rFonts w:ascii="Times New Roman" w:eastAsia="Times New Roman" w:hAnsi="Times New Roman" w:cs="Times New Roman"/>
+                <w:sz w:val="20"/>
+                <w:szCs w:val="20"/>
+              </w:rPr>
+              <w:t>}</w:t>
             </w:r>
           </w:p>
         </w:tc>
@@ -741,7 +821,23 @@
                 <w:sz w:val="20"/>
                 <w:szCs w:val="20"/>
               </w:rPr>
-              <w:t>{{quantity}}</w:t>
+              <w:t>${</w:t>
+            </w:r>
+            <w:r>
+              <w:rPr>
+                <w:rFonts w:ascii="Times New Roman" w:eastAsia="Times New Roman" w:hAnsi="Times New Roman" w:cs="Times New Roman"/>
+                <w:sz w:val="20"/>
+                <w:szCs w:val="20"/>
+              </w:rPr>
+              <w:t>quantity</w:t>
+            </w:r>
+            <w:r>
+              <w:rPr>
+                <w:rFonts w:ascii="Times New Roman" w:eastAsia="Times New Roman" w:hAnsi="Times New Roman" w:cs="Times New Roman"/>
+                <w:sz w:val="20"/>
+                <w:szCs w:val="20"/>
+              </w:rPr>
+              <w:t>}</w:t>
             </w:r>
           </w:p>
         </w:tc>
@@ -773,7 +869,23 @@
                 <w:sz w:val="20"/>
                 <w:szCs w:val="20"/>
               </w:rPr>
-              <w:t>{{price}}</w:t>
+              <w:t>${</w:t>
+            </w:r>
+            <w:r>
+              <w:rPr>
+                <w:rFonts w:ascii="Times New Roman" w:eastAsia="Times New Roman" w:hAnsi="Times New Roman" w:cs="Times New Roman"/>
+                <w:sz w:val="20"/>
+                <w:szCs w:val="20"/>
+              </w:rPr>
+              <w:t>price</w:t>
+            </w:r>
+            <w:r>
+              <w:rPr>
+                <w:rFonts w:ascii="Times New Roman" w:eastAsia="Times New Roman" w:hAnsi="Times New Roman" w:cs="Times New Roman"/>
+                <w:sz w:val="20"/>
+                <w:szCs w:val="20"/>
+              </w:rPr>
+              <w:t>}</w:t>
             </w:r>
           </w:p>
         </w:tc>
@@ -806,7 +918,23 @@
                 <w:sz w:val="20"/>
                 <w:szCs w:val="20"/>
               </w:rPr>
-              <w:t>{{total}}</w:t>
+              <w:t>${</w:t>
+            </w:r>
+            <w:r>
+              <w:rPr>
+                <w:rFonts w:ascii="Times New Roman" w:eastAsia="Times New Roman" w:hAnsi="Times New Roman" w:cs="Times New Roman"/>
+                <w:sz w:val="20"/>
+                <w:szCs w:val="20"/>
+              </w:rPr>
+              <w:t>total</w:t>
+            </w:r>
+            <w:r>
+              <w:rPr>
+                <w:rFonts w:ascii="Times New Roman" w:eastAsia="Times New Roman" w:hAnsi="Times New Roman" w:cs="Times New Roman"/>
+                <w:sz w:val="20"/>
+                <w:szCs w:val="20"/>
+              </w:rPr>
+              <w:t>}</w:t>
             </w:r>
           </w:p>
         </w:tc>
@@ -840,7 +968,23 @@
                 <w:sz w:val="20"/>
                 <w:szCs w:val="20"/>
               </w:rPr>
-              <w:t>{{note}}</w:t>
+              <w:t>${</w:t>
+            </w:r>
+            <w:r>
+              <w:rPr>
+                <w:rFonts w:ascii="Times New Roman" w:eastAsia="Times New Roman" w:hAnsi="Times New Roman" w:cs="Times New Roman"/>
+                <w:sz w:val="20"/>
+                <w:szCs w:val="20"/>
+              </w:rPr>
+              <w:t>note</w:t>
+            </w:r>
+            <w:r>
+              <w:rPr>
+                <w:rFonts w:ascii="Times New Roman" w:eastAsia="Times New Roman" w:hAnsi="Times New Roman" w:cs="Times New Roman"/>
+                <w:sz w:val="20"/>
+                <w:szCs w:val="20"/>
+              </w:rPr>
+              <w:t>}</w:t>
             </w:r>
           </w:p>
         </w:tc>
@@ -933,7 +1077,23 @@
           <w:sz w:val="20"/>
           <w:szCs w:val="20"/>
         </w:rPr>
-        <w:t>{{client_name}}</w:t>
+        <w:t>${</w:t>
+      </w:r>
+      <w:r>
+        <w:rPr>
+          <w:rFonts w:ascii="Times New Roman" w:eastAsia="Times New Roman" w:hAnsi="Times New Roman" w:cs="Times New Roman"/>
+          <w:sz w:val="20"/>
+          <w:szCs w:val="20"/>
+        </w:rPr>
+        <w:t>client_name</w:t>
+      </w:r>
+      <w:r>
+        <w:rPr>
+          <w:rFonts w:ascii="Times New Roman" w:eastAsia="Times New Roman" w:hAnsi="Times New Roman" w:cs="Times New Roman"/>
+          <w:sz w:val="20"/>
+          <w:szCs w:val="20"/>
+        </w:rPr>
+        <w:t>}</w:t>
       </w:r>
       <w:r>
         <w:rPr>
@@ -1780,6 +1940,7 @@
   <w:style w:type="character" w:default="1" w:styleId="DefaultParagraphFont">
     <w:name w:val="Default Paragraph Font"/>
     <w:uiPriority w:val="1"/>
+    <w:semiHidden/>
     <w:unhideWhenUsed/>
   </w:style>
   <w:style w:type="table" w:default="1" w:styleId="TableNormal">
